--- a/LLM_and_Enterprise_RAG_Bootcamp/Lab_Walkthroughs/Week_02_Lab_B_infonce_from_scratch.docx
+++ b/LLM_and_Enterprise_RAG_Bootcamp/Lab_Walkthroughs/Week_02_Lab_B_infonce_from_scratch.docx
@@ -155,6 +155,417 @@
           <w:sz w:val="22"/>
         </w:rPr>
         <w:t>Evaluate on the held-out retrieval set.</w:t>
+      </w:r>
+    </w:p>
+    <w:p>
+      <w:r>
+        <w:rPr>
+          <w:b/>
+          <w:color w:val="1E2761"/>
+          <w:sz w:val="32"/>
+        </w:rPr>
+        <w:t>Starter Code</w:t>
+      </w:r>
+    </w:p>
+    <w:p>
+      <w:r>
+        <w:rPr>
+          <w:color w:val="333333"/>
+          <w:sz w:val="22"/>
+        </w:rPr>
+        <w:t>Copy this into the lab workspace and fill in the marked sections.</w:t>
+      </w:r>
+    </w:p>
+    <w:p>
+      <w:pPr>
+        <w:spacing w:after="0" w:before="0"/>
+      </w:pPr>
+      <w:r>
+        <w:rPr>
+          <w:rFonts w:ascii="Consolas" w:hAnsi="Consolas"/>
+          <w:color w:val="101010"/>
+          <w:sz w:val="18"/>
+        </w:rPr>
+        <w:t>import torch</w:t>
+      </w:r>
+    </w:p>
+    <w:p>
+      <w:pPr>
+        <w:spacing w:after="0" w:before="0"/>
+      </w:pPr>
+      <w:r>
+        <w:rPr>
+          <w:rFonts w:ascii="Consolas" w:hAnsi="Consolas"/>
+          <w:color w:val="101010"/>
+          <w:sz w:val="18"/>
+        </w:rPr>
+        <w:t>import torch.nn.functional as F</w:t>
+      </w:r>
+    </w:p>
+    <w:p>
+      <w:pPr>
+        <w:spacing w:after="0" w:before="0"/>
+      </w:pPr>
+      <w:r>
+        <w:rPr>
+          <w:rFonts w:ascii="Consolas" w:hAnsi="Consolas"/>
+          <w:color w:val="101010"/>
+          <w:sz w:val="18"/>
+        </w:rPr>
+        <w:t>from torch.utils.data import DataLoader</w:t>
+      </w:r>
+    </w:p>
+    <w:p>
+      <w:pPr>
+        <w:spacing w:after="0" w:before="0"/>
+      </w:pPr>
+      <w:r>
+        <w:rPr>
+          <w:rFonts w:ascii="Consolas" w:hAnsi="Consolas"/>
+          <w:color w:val="101010"/>
+          <w:sz w:val="18"/>
+        </w:rPr>
+        <w:t xml:space="preserve"> </w:t>
+      </w:r>
+    </w:p>
+    <w:p>
+      <w:pPr>
+        <w:spacing w:after="0" w:before="0"/>
+      </w:pPr>
+      <w:r>
+        <w:rPr>
+          <w:rFonts w:ascii="Consolas" w:hAnsi="Consolas"/>
+          <w:color w:val="101010"/>
+          <w:sz w:val="18"/>
+        </w:rPr>
+        <w:t>def info_nce(anchors, positives, temperature=0.1):</w:t>
+      </w:r>
+    </w:p>
+    <w:p>
+      <w:pPr>
+        <w:spacing w:after="0" w:before="0"/>
+      </w:pPr>
+      <w:r>
+        <w:rPr>
+          <w:rFonts w:ascii="Consolas" w:hAnsi="Consolas"/>
+          <w:color w:val="101010"/>
+          <w:sz w:val="18"/>
+        </w:rPr>
+        <w:t xml:space="preserve">    a = F.normalize(anchors, dim=1)</w:t>
+      </w:r>
+    </w:p>
+    <w:p>
+      <w:pPr>
+        <w:spacing w:after="0" w:before="0"/>
+      </w:pPr>
+      <w:r>
+        <w:rPr>
+          <w:rFonts w:ascii="Consolas" w:hAnsi="Consolas"/>
+          <w:color w:val="101010"/>
+          <w:sz w:val="18"/>
+        </w:rPr>
+        <w:t xml:space="preserve">    p = F.normalize(positives, dim=1)</w:t>
+      </w:r>
+    </w:p>
+    <w:p>
+      <w:pPr>
+        <w:spacing w:after="0" w:before="0"/>
+      </w:pPr>
+      <w:r>
+        <w:rPr>
+          <w:rFonts w:ascii="Consolas" w:hAnsi="Consolas"/>
+          <w:color w:val="101010"/>
+          <w:sz w:val="18"/>
+        </w:rPr>
+        <w:t xml:space="preserve">    logits = a @ p.T / temperature</w:t>
+      </w:r>
+    </w:p>
+    <w:p>
+      <w:pPr>
+        <w:spacing w:after="0" w:before="0"/>
+      </w:pPr>
+      <w:r>
+        <w:rPr>
+          <w:rFonts w:ascii="Consolas" w:hAnsi="Consolas"/>
+          <w:color w:val="101010"/>
+          <w:sz w:val="18"/>
+        </w:rPr>
+        <w:t xml:space="preserve">    labels = torch.arange(len(a), device=logits.device)</w:t>
+      </w:r>
+    </w:p>
+    <w:p>
+      <w:pPr>
+        <w:spacing w:after="0" w:before="0"/>
+      </w:pPr>
+      <w:r>
+        <w:rPr>
+          <w:rFonts w:ascii="Consolas" w:hAnsi="Consolas"/>
+          <w:color w:val="101010"/>
+          <w:sz w:val="18"/>
+        </w:rPr>
+        <w:t xml:space="preserve">    return F.cross_entropy(logits, labels)</w:t>
+      </w:r>
+    </w:p>
+    <w:p>
+      <w:pPr>
+        <w:spacing w:after="0" w:before="0"/>
+      </w:pPr>
+      <w:r>
+        <w:rPr>
+          <w:rFonts w:ascii="Consolas" w:hAnsi="Consolas"/>
+          <w:color w:val="101010"/>
+          <w:sz w:val="18"/>
+        </w:rPr>
+        <w:t xml:space="preserve"> </w:t>
+      </w:r>
+    </w:p>
+    <w:p>
+      <w:pPr>
+        <w:spacing w:after="0" w:before="0"/>
+      </w:pPr>
+      <w:r>
+        <w:rPr>
+          <w:rFonts w:ascii="Consolas" w:hAnsi="Consolas"/>
+          <w:color w:val="101010"/>
+          <w:sz w:val="18"/>
+        </w:rPr>
+        <w:t>model = load_base_encoder()              # provided wrapper</w:t>
+      </w:r>
+    </w:p>
+    <w:p>
+      <w:pPr>
+        <w:spacing w:after="0" w:before="0"/>
+      </w:pPr>
+      <w:r>
+        <w:rPr>
+          <w:rFonts w:ascii="Consolas" w:hAnsi="Consolas"/>
+          <w:color w:val="101010"/>
+          <w:sz w:val="18"/>
+        </w:rPr>
+        <w:t>pairs = load_pairs('data/pairs_10k.tsv') # (query, positive) rows</w:t>
+      </w:r>
+    </w:p>
+    <w:p>
+      <w:pPr>
+        <w:spacing w:after="0" w:before="0"/>
+      </w:pPr>
+      <w:r>
+        <w:rPr>
+          <w:rFonts w:ascii="Consolas" w:hAnsi="Consolas"/>
+          <w:color w:val="101010"/>
+          <w:sz w:val="18"/>
+        </w:rPr>
+        <w:t>loader = DataLoader(pairs, batch_size=64, shuffle=True)</w:t>
+      </w:r>
+    </w:p>
+    <w:p>
+      <w:pPr>
+        <w:spacing w:after="0" w:before="0"/>
+      </w:pPr>
+      <w:r>
+        <w:rPr>
+          <w:rFonts w:ascii="Consolas" w:hAnsi="Consolas"/>
+          <w:color w:val="101010"/>
+          <w:sz w:val="18"/>
+        </w:rPr>
+        <w:t>opt = torch.optim.AdamW(model.parameters(), lr=2e-5)</w:t>
+      </w:r>
+    </w:p>
+    <w:p>
+      <w:pPr>
+        <w:spacing w:after="0" w:before="0"/>
+      </w:pPr>
+      <w:r>
+        <w:rPr>
+          <w:rFonts w:ascii="Consolas" w:hAnsi="Consolas"/>
+          <w:color w:val="101010"/>
+          <w:sz w:val="18"/>
+        </w:rPr>
+        <w:t xml:space="preserve"> </w:t>
+      </w:r>
+    </w:p>
+    <w:p>
+      <w:pPr>
+        <w:spacing w:after="0" w:before="0"/>
+      </w:pPr>
+      <w:r>
+        <w:rPr>
+          <w:rFonts w:ascii="Consolas" w:hAnsi="Consolas"/>
+          <w:color w:val="101010"/>
+          <w:sz w:val="18"/>
+        </w:rPr>
+        <w:t>for epoch in range(2):</w:t>
+      </w:r>
+    </w:p>
+    <w:p>
+      <w:pPr>
+        <w:spacing w:after="0" w:before="0"/>
+      </w:pPr>
+      <w:r>
+        <w:rPr>
+          <w:rFonts w:ascii="Consolas" w:hAnsi="Consolas"/>
+          <w:color w:val="101010"/>
+          <w:sz w:val="18"/>
+        </w:rPr>
+        <w:t xml:space="preserve">    for queries, positives in loader:</w:t>
+      </w:r>
+    </w:p>
+    <w:p>
+      <w:pPr>
+        <w:spacing w:after="0" w:before="0"/>
+      </w:pPr>
+      <w:r>
+        <w:rPr>
+          <w:rFonts w:ascii="Consolas" w:hAnsi="Consolas"/>
+          <w:color w:val="101010"/>
+          <w:sz w:val="18"/>
+        </w:rPr>
+        <w:t xml:space="preserve">        loss = info_nce(model.encode(queries), model.encode(positives))</w:t>
+      </w:r>
+    </w:p>
+    <w:p>
+      <w:pPr>
+        <w:spacing w:after="0" w:before="0"/>
+      </w:pPr>
+      <w:r>
+        <w:rPr>
+          <w:rFonts w:ascii="Consolas" w:hAnsi="Consolas"/>
+          <w:color w:val="101010"/>
+          <w:sz w:val="18"/>
+        </w:rPr>
+        <w:t xml:space="preserve">        loss.backward()</w:t>
+      </w:r>
+    </w:p>
+    <w:p>
+      <w:pPr>
+        <w:spacing w:after="0" w:before="0"/>
+      </w:pPr>
+      <w:r>
+        <w:rPr>
+          <w:rFonts w:ascii="Consolas" w:hAnsi="Consolas"/>
+          <w:color w:val="101010"/>
+          <w:sz w:val="18"/>
+        </w:rPr>
+        <w:t xml:space="preserve">        opt.step()</w:t>
+      </w:r>
+    </w:p>
+    <w:p>
+      <w:pPr>
+        <w:spacing w:after="0" w:before="0"/>
+      </w:pPr>
+      <w:r>
+        <w:rPr>
+          <w:rFonts w:ascii="Consolas" w:hAnsi="Consolas"/>
+          <w:color w:val="101010"/>
+          <w:sz w:val="18"/>
+        </w:rPr>
+        <w:t xml:space="preserve">        opt.zero_grad()</w:t>
+      </w:r>
+    </w:p>
+    <w:p>
+      <w:pPr>
+        <w:spacing w:after="0" w:before="0"/>
+      </w:pPr>
+      <w:r>
+        <w:rPr>
+          <w:rFonts w:ascii="Consolas" w:hAnsi="Consolas"/>
+          <w:color w:val="101010"/>
+          <w:sz w:val="18"/>
+        </w:rPr>
+        <w:t xml:space="preserve">    print('epoch', epoch, 'loss', loss.item())</w:t>
+      </w:r>
+    </w:p>
+    <w:p>
+      <w:pPr>
+        <w:spacing w:after="0" w:before="0"/>
+      </w:pPr>
+      <w:r>
+        <w:rPr>
+          <w:rFonts w:ascii="Consolas" w:hAnsi="Consolas"/>
+          <w:color w:val="101010"/>
+          <w:sz w:val="18"/>
+        </w:rPr>
+        <w:t># TODO: evaluate recall@10 on the held-out set vs the pretrained baseline</w:t>
+      </w:r>
+    </w:p>
+    <w:p>
+      <w:pPr>
+        <w:spacing w:after="0" w:before="0"/>
+      </w:pPr>
+      <w:r>
+        <w:rPr>
+          <w:rFonts w:ascii="Consolas" w:hAnsi="Consolas"/>
+          <w:color w:val="101010"/>
+          <w:sz w:val="18"/>
+        </w:rPr>
+        <w:t xml:space="preserve"> </w:t>
+      </w:r>
+    </w:p>
+    <w:p>
+      <w:r>
+        <w:rPr>
+          <w:b/>
+          <w:color w:val="1E2761"/>
+          <w:sz w:val="32"/>
+        </w:rPr>
+        <w:t>Verification Checks</w:t>
+      </w:r>
+    </w:p>
+    <w:p>
+      <w:r>
+        <w:rPr>
+          <w:color w:val="333333"/>
+          <w:sz w:val="22"/>
+        </w:rPr>
+        <w:t>Run these before submitting. Each check catches a frequent failure.</w:t>
+      </w:r>
+    </w:p>
+    <w:p>
+      <w:pPr>
+        <w:pStyle w:val="ListBullet"/>
+      </w:pPr>
+      <w:r>
+        <w:rPr>
+          <w:color w:val="333333"/>
+          <w:sz w:val="22"/>
+        </w:rPr>
+        <w:t>A sanity batch where positives equal anchors drives loss toward 0 within a few steps.</w:t>
+      </w:r>
+    </w:p>
+    <w:p>
+      <w:pPr>
+        <w:pStyle w:val="ListBullet"/>
+      </w:pPr>
+      <w:r>
+        <w:rPr>
+          <w:color w:val="333333"/>
+          <w:sz w:val="22"/>
+        </w:rPr>
+        <w:t>Training loss falls below ln(batch_size) (about 4.16 for batch 64) by the end of epoch 1.</w:t>
+      </w:r>
+    </w:p>
+    <w:p>
+      <w:pPr>
+        <w:pStyle w:val="ListBullet"/>
+      </w:pPr>
+      <w:r>
+        <w:rPr>
+          <w:color w:val="333333"/>
+          <w:sz w:val="22"/>
+        </w:rPr>
+        <w:t>Held-out recall@10 improves over the pretrained baseline by at least 3 points.</w:t>
+      </w:r>
+    </w:p>
+    <w:p>
+      <w:pPr>
+        <w:pStyle w:val="ListBullet"/>
+      </w:pPr>
+      <w:r>
+        <w:rPr>
+          <w:color w:val="333333"/>
+          <w:sz w:val="22"/>
+        </w:rPr>
+        <w:t>Swapping temperature 0.1 to 0.05 changes the loss value, confirming temperature is wired in.</w:t>
       </w:r>
     </w:p>
     <w:p>
@@ -518,6 +929,7 @@
       </w:r>
     </w:p>
     <w:sectPr>
+      <w:footerReference w:type="default" r:id="rId9"/>
       <w:pgSz w:w="12240" w:h="15840"/>
       <w:pgMar w:top="1152" w:right="1296" w:bottom="1152" w:left="1296" w:header="720" w:footer="720" w:gutter="0"/>
       <w:cols w:space="720"/>
@@ -525,6 +937,25 @@
     </w:sectPr>
   </w:body>
 </w:document>
+</file>
+
+<file path=word/footer1.xml><?xml version="1.0" encoding="utf-8"?>
+<w:ftr xmlns:m="http://schemas.openxmlformats.org/officeDocument/2006/math" xmlns:mc="http://schemas.openxmlformats.org/markup-compatibility/2006" xmlns:mo="http://schemas.microsoft.com/office/mac/office/2008/main" xmlns:mv="urn:schemas-microsoft-com:mac:vml" xmlns:o="urn:schemas-microsoft-com:office:office" xmlns:r="http://schemas.openxmlformats.org/officeDocument/2006/relationships" xmlns:v="urn:schemas-microsoft-com:vml" xmlns:w10="urn:schemas-microsoft-com:office:word" xmlns:w14="http://schemas.microsoft.com/office/word/2010/wordml" xmlns:w="http://schemas.openxmlformats.org/wordprocessingml/2006/main" xmlns:wne="http://schemas.microsoft.com/office/word/2006/wordml" xmlns:wp14="http://schemas.microsoft.com/office/word/2010/wordprocessingDrawing" xmlns:wp="http://schemas.openxmlformats.org/drawingml/2006/wordprocessingDrawing" xmlns:wpc="http://schemas.microsoft.com/office/word/2010/wordprocessingCanvas" xmlns:wpg="http://schemas.microsoft.com/office/word/2010/wordprocessingGroup" xmlns:wpi="http://schemas.microsoft.com/office/word/2010/wordprocessingInk" xmlns:wps="http://schemas.microsoft.com/office/word/2010/wordprocessingShape" mc:Ignorable="w14 wp14">
+  <w:p>
+    <w:pPr>
+      <w:pStyle w:val="Footer"/>
+      <w:jc w:val="center"/>
+    </w:pPr>
+    <w:r>
+      <w:rPr>
+        <w:rFonts w:ascii="Calibri" w:hAnsi="Calibri"/>
+        <w:color w:val="333333"/>
+        <w:sz w:val="18"/>
+      </w:rPr>
+      <w:t>© 2026 Proxiant Academy | info@proxiant.com | proxiant.ai/training</w:t>
+    </w:r>
+  </w:p>
+</w:ftr>
 </file>
 
 <file path=word/numbering.xml><?xml version="1.0" encoding="utf-8"?>
